--- a/docs/questions/qs-logarithms.docx
+++ b/docs/questions/qs-logarithms.docx
@@ -52,7 +52,7 @@
         </w:rPr>
         <w:t xml:space="preserve"> </w:t>
       </w:r>
-      <w:hyperlink r:id="rId20">
+      <w:hyperlink r:id="rId9">
         <w:r>
           <w:rPr>
             <w:rStyle w:val="Hyperlink"/>
@@ -70,7 +70,7 @@
         <w:t xml:space="preserve">.</w:t>
       </w:r>
     </w:p>
-    <w:bookmarkStart w:id="21" w:name="q1"/>
+    <w:bookmarkStart w:id="10" w:name="q1"/>
     <w:p>
       <w:pPr>
         <w:pStyle w:val="Heading2"/>
@@ -127,19 +127,21 @@
             </m:r>
           </m:sub>
         </m:sSub>
-        <m:d>
-          <m:dPr>
-            <m:begChr m:val="("/>
-            <m:sepChr m:val=""/>
-            <m:endChr m:val=")"/>
-            <m:grow/>
-          </m:dPr>
-          <m:e>
-            <m:r>
-              <m:t>x</m:t>
-            </m:r>
-          </m:e>
-        </m:d>
+        <m:r>
+          <m:rPr>
+            <m:sty m:val="p"/>
+          </m:rPr>
+          <m:t>(</m:t>
+        </m:r>
+        <m:r>
+          <m:t>x</m:t>
+        </m:r>
+        <m:r>
+          <m:rPr>
+            <m:sty m:val="p"/>
+          </m:rPr>
+          <m:t>)</m:t>
+        </m:r>
         <m:r>
           <m:rPr>
             <m:sty m:val="p"/>
@@ -180,19 +182,21 @@
             </m:r>
           </m:sub>
         </m:sSub>
-        <m:d>
-          <m:dPr>
-            <m:begChr m:val="("/>
-            <m:sepChr m:val=""/>
-            <m:endChr m:val=")"/>
-            <m:grow/>
-          </m:dPr>
-          <m:e>
-            <m:r>
-              <m:t>x</m:t>
-            </m:r>
-          </m:e>
-        </m:d>
+        <m:r>
+          <m:rPr>
+            <m:sty m:val="p"/>
+          </m:rPr>
+          <m:t>(</m:t>
+        </m:r>
+        <m:r>
+          <m:t>x</m:t>
+        </m:r>
+        <m:r>
+          <m:rPr>
+            <m:sty m:val="p"/>
+          </m:rPr>
+          <m:t>)</m:t>
+        </m:r>
         <m:r>
           <m:rPr>
             <m:sty m:val="p"/>
@@ -233,19 +237,21 @@
             </m:r>
           </m:sub>
         </m:sSub>
-        <m:d>
-          <m:dPr>
-            <m:begChr m:val="("/>
-            <m:sepChr m:val=""/>
-            <m:endChr m:val=")"/>
-            <m:grow/>
-          </m:dPr>
-          <m:e>
-            <m:r>
-              <m:t>x</m:t>
-            </m:r>
-          </m:e>
-        </m:d>
+        <m:r>
+          <m:rPr>
+            <m:sty m:val="p"/>
+          </m:rPr>
+          <m:t>(</m:t>
+        </m:r>
+        <m:r>
+          <m:t>x</m:t>
+        </m:r>
+        <m:r>
+          <m:rPr>
+            <m:sty m:val="p"/>
+          </m:rPr>
+          <m:t>)</m:t>
+        </m:r>
         <m:r>
           <m:rPr>
             <m:sty m:val="p"/>
@@ -286,19 +292,21 @@
             </m:r>
           </m:sub>
         </m:sSub>
-        <m:d>
-          <m:dPr>
-            <m:begChr m:val="("/>
-            <m:sepChr m:val=""/>
-            <m:endChr m:val=")"/>
-            <m:grow/>
-          </m:dPr>
-          <m:e>
-            <m:r>
-              <m:t>100</m:t>
-            </m:r>
-          </m:e>
-        </m:d>
+        <m:r>
+          <m:rPr>
+            <m:sty m:val="p"/>
+          </m:rPr>
+          <m:t>(</m:t>
+        </m:r>
+        <m:r>
+          <m:t>100</m:t>
+        </m:r>
+        <m:r>
+          <m:rPr>
+            <m:sty m:val="p"/>
+          </m:rPr>
+          <m:t>)</m:t>
+        </m:r>
         <m:r>
           <m:rPr>
             <m:sty m:val="p"/>
@@ -339,19 +347,21 @@
             </m:r>
           </m:sub>
         </m:sSub>
-        <m:d>
-          <m:dPr>
-            <m:begChr m:val="("/>
-            <m:sepChr m:val=""/>
-            <m:endChr m:val=")"/>
-            <m:grow/>
-          </m:dPr>
-          <m:e>
-            <m:r>
-              <m:t>64</m:t>
-            </m:r>
-          </m:e>
-        </m:d>
+        <m:r>
+          <m:rPr>
+            <m:sty m:val="p"/>
+          </m:rPr>
+          <m:t>(</m:t>
+        </m:r>
+        <m:r>
+          <m:t>64</m:t>
+        </m:r>
+        <m:r>
+          <m:rPr>
+            <m:sty m:val="p"/>
+          </m:rPr>
+          <m:t>)</m:t>
+        </m:r>
         <m:r>
           <m:rPr>
             <m:sty m:val="p"/>
@@ -392,19 +402,21 @@
             </m:r>
           </m:sub>
         </m:sSub>
-        <m:d>
-          <m:dPr>
-            <m:begChr m:val="("/>
-            <m:sepChr m:val=""/>
-            <m:endChr m:val=")"/>
-            <m:grow/>
-          </m:dPr>
-          <m:e>
-            <m:r>
-              <m:t>2</m:t>
-            </m:r>
-          </m:e>
-        </m:d>
+        <m:r>
+          <m:rPr>
+            <m:sty m:val="p"/>
+          </m:rPr>
+          <m:t>(</m:t>
+        </m:r>
+        <m:r>
+          <m:t>2</m:t>
+        </m:r>
+        <m:r>
+          <m:rPr>
+            <m:sty m:val="p"/>
+          </m:rPr>
+          <m:t>)</m:t>
+        </m:r>
         <m:r>
           <m:rPr>
             <m:sty m:val="p"/>
@@ -445,19 +457,21 @@
             </m:r>
           </m:sub>
         </m:sSub>
-        <m:d>
-          <m:dPr>
-            <m:begChr m:val="("/>
-            <m:sepChr m:val=""/>
-            <m:endChr m:val=")"/>
-            <m:grow/>
-          </m:dPr>
-          <m:e>
-            <m:r>
-              <m:t>27</m:t>
-            </m:r>
-          </m:e>
-        </m:d>
+        <m:r>
+          <m:rPr>
+            <m:sty m:val="p"/>
+          </m:rPr>
+          <m:t>(</m:t>
+        </m:r>
+        <m:r>
+          <m:t>27</m:t>
+        </m:r>
+        <m:r>
+          <m:rPr>
+            <m:sty m:val="p"/>
+          </m:rPr>
+          <m:t>)</m:t>
+        </m:r>
         <m:r>
           <m:rPr>
             <m:sty m:val="p"/>
@@ -498,19 +512,21 @@
             </m:r>
           </m:sub>
         </m:sSub>
-        <m:d>
-          <m:dPr>
-            <m:begChr m:val="("/>
-            <m:sepChr m:val=""/>
-            <m:endChr m:val=")"/>
-            <m:grow/>
-          </m:dPr>
-          <m:e>
-            <m:r>
-              <m:t>1</m:t>
-            </m:r>
-          </m:e>
-        </m:d>
+        <m:r>
+          <m:rPr>
+            <m:sty m:val="p"/>
+          </m:rPr>
+          <m:t>(</m:t>
+        </m:r>
+        <m:r>
+          <m:t>1</m:t>
+        </m:r>
+        <m:r>
+          <m:rPr>
+            <m:sty m:val="p"/>
+          </m:rPr>
+          <m:t>)</m:t>
+        </m:r>
         <m:r>
           <m:rPr>
             <m:sty m:val="p"/>
@@ -551,19 +567,21 @@
             </m:r>
           </m:sub>
         </m:sSub>
-        <m:d>
-          <m:dPr>
-            <m:begChr m:val="("/>
-            <m:sepChr m:val=""/>
-            <m:endChr m:val=")"/>
-            <m:grow/>
-          </m:dPr>
-          <m:e>
-            <m:r>
-              <m:t>16</m:t>
-            </m:r>
-          </m:e>
-        </m:d>
+        <m:r>
+          <m:rPr>
+            <m:sty m:val="p"/>
+          </m:rPr>
+          <m:t>(</m:t>
+        </m:r>
+        <m:r>
+          <m:t>16</m:t>
+        </m:r>
+        <m:r>
+          <m:rPr>
+            <m:sty m:val="p"/>
+          </m:rPr>
+          <m:t>)</m:t>
+        </m:r>
         <m:r>
           <m:rPr>
             <m:sty m:val="p"/>
@@ -604,19 +622,21 @@
             </m:r>
           </m:sub>
         </m:sSub>
-        <m:d>
-          <m:dPr>
-            <m:begChr m:val="("/>
-            <m:sepChr m:val=""/>
-            <m:endChr m:val=")"/>
-            <m:grow/>
-          </m:dPr>
-          <m:e>
-            <m:r>
-              <m:t>49</m:t>
-            </m:r>
-          </m:e>
-        </m:d>
+        <m:r>
+          <m:rPr>
+            <m:sty m:val="p"/>
+          </m:rPr>
+          <m:t>(</m:t>
+        </m:r>
+        <m:r>
+          <m:t>49</m:t>
+        </m:r>
+        <m:r>
+          <m:rPr>
+            <m:sty m:val="p"/>
+          </m:rPr>
+          <m:t>)</m:t>
+        </m:r>
         <m:r>
           <m:rPr>
             <m:sty m:val="p"/>
@@ -657,19 +677,21 @@
             </m:r>
           </m:sub>
         </m:sSub>
-        <m:d>
-          <m:dPr>
-            <m:begChr m:val="("/>
-            <m:sepChr m:val=""/>
-            <m:endChr m:val=")"/>
-            <m:grow/>
-          </m:dPr>
-          <m:e>
-            <m:r>
-              <m:t>13</m:t>
-            </m:r>
-          </m:e>
-        </m:d>
+        <m:r>
+          <m:rPr>
+            <m:sty m:val="p"/>
+          </m:rPr>
+          <m:t>(</m:t>
+        </m:r>
+        <m:r>
+          <m:t>13</m:t>
+        </m:r>
+        <m:r>
+          <m:rPr>
+            <m:sty m:val="p"/>
+          </m:rPr>
+          <m:t>)</m:t>
+        </m:r>
         <m:r>
           <m:rPr>
             <m:sty m:val="p"/>
@@ -713,19 +735,21 @@
             </m:r>
           </m:sub>
         </m:sSub>
-        <m:d>
-          <m:dPr>
-            <m:begChr m:val="("/>
-            <m:sepChr m:val=""/>
-            <m:endChr m:val=")"/>
-            <m:grow/>
-          </m:dPr>
-          <m:e>
-            <m:r>
-              <m:t>12</m:t>
-            </m:r>
-          </m:e>
-        </m:d>
+        <m:r>
+          <m:rPr>
+            <m:sty m:val="p"/>
+          </m:rPr>
+          <m:t>(</m:t>
+        </m:r>
+        <m:r>
+          <m:t>12</m:t>
+        </m:r>
+        <m:r>
+          <m:rPr>
+            <m:sty m:val="p"/>
+          </m:rPr>
+          <m:t>)</m:t>
+        </m:r>
         <m:r>
           <m:rPr>
             <m:sty m:val="p"/>
@@ -743,8 +767,8 @@
         </m:r>
       </m:oMath>
     </w:p>
-    <w:bookmarkEnd w:id="21"/>
-    <w:bookmarkStart w:id="22" w:name="q2"/>
+    <w:bookmarkEnd w:id="10"/>
+    <w:bookmarkStart w:id="11" w:name="q2"/>
     <w:p>
       <w:pPr>
         <w:pStyle w:val="Heading2"/>
@@ -877,19 +901,21 @@
             </m:r>
           </m:sub>
         </m:sSub>
-        <m:d>
-          <m:dPr>
-            <m:begChr m:val="("/>
-            <m:sepChr m:val=""/>
-            <m:endChr m:val=")"/>
-            <m:grow/>
-          </m:dPr>
-          <m:e>
-            <m:r>
-              <m:t>2</m:t>
-            </m:r>
-          </m:e>
-        </m:d>
+        <m:r>
+          <m:rPr>
+            <m:sty m:val="p"/>
+          </m:rPr>
+          <m:t>(</m:t>
+        </m:r>
+        <m:r>
+          <m:t>2</m:t>
+        </m:r>
+        <m:r>
+          <m:rPr>
+            <m:sty m:val="p"/>
+          </m:rPr>
+          <m:t>)</m:t>
+        </m:r>
         <m:r>
           <m:rPr>
             <m:sty m:val="p"/>
@@ -930,19 +956,21 @@
             </m:r>
           </m:sub>
         </m:sSub>
-        <m:d>
-          <m:dPr>
-            <m:begChr m:val="("/>
-            <m:sepChr m:val=""/>
-            <m:endChr m:val=")"/>
-            <m:grow/>
-          </m:dPr>
-          <m:e>
-            <m:r>
-              <m:t>10</m:t>
-            </m:r>
-          </m:e>
-        </m:d>
+        <m:r>
+          <m:rPr>
+            <m:sty m:val="p"/>
+          </m:rPr>
+          <m:t>(</m:t>
+        </m:r>
+        <m:r>
+          <m:t>10</m:t>
+        </m:r>
+        <m:r>
+          <m:rPr>
+            <m:sty m:val="p"/>
+          </m:rPr>
+          <m:t>)</m:t>
+        </m:r>
         <m:r>
           <m:rPr>
             <m:sty m:val="p"/>
@@ -1099,28 +1127,30 @@
             </m:r>
           </m:sub>
         </m:sSub>
-        <m:d>
-          <m:dPr>
-            <m:begChr m:val="("/>
-            <m:sepChr m:val=""/>
-            <m:endChr m:val=")"/>
-            <m:grow/>
-          </m:dPr>
+        <m:r>
+          <m:rPr>
+            <m:sty m:val="p"/>
+          </m:rPr>
+          <m:t>(</m:t>
+        </m:r>
+        <m:sSup>
           <m:e>
-            <m:sSup>
-              <m:e>
-                <m:r>
-                  <m:t>a</m:t>
-                </m:r>
-              </m:e>
-              <m:sup>
-                <m:r>
-                  <m:t>2</m:t>
-                </m:r>
-              </m:sup>
-            </m:sSup>
+            <m:r>
+              <m:t>a</m:t>
+            </m:r>
           </m:e>
-        </m:d>
+          <m:sup>
+            <m:r>
+              <m:t>2</m:t>
+            </m:r>
+          </m:sup>
+        </m:sSup>
+        <m:r>
+          <m:rPr>
+            <m:sty m:val="p"/>
+          </m:rPr>
+          <m:t>)</m:t>
+        </m:r>
         <m:r>
           <m:rPr>
             <m:sty m:val="p"/>
@@ -1158,6 +1188,64 @@
           <m:sub>
             <m:r>
               <m:t>x</m:t>
+            </m:r>
+          </m:sub>
+        </m:sSub>
+        <m:r>
+          <m:rPr>
+            <m:sty m:val="p"/>
+          </m:rPr>
+          <m:t>(</m:t>
+        </m:r>
+        <m:r>
+          <m:t>Y</m:t>
+        </m:r>
+        <m:r>
+          <m:t>Z</m:t>
+        </m:r>
+        <m:r>
+          <m:rPr>
+            <m:sty m:val="p"/>
+          </m:rPr>
+          <m:t>)</m:t>
+        </m:r>
+        <m:r>
+          <m:rPr>
+            <m:sty m:val="p"/>
+          </m:rPr>
+          <m:t>=</m:t>
+        </m:r>
+        <m:r>
+          <m:t>M</m:t>
+        </m:r>
+      </m:oMath>
+    </w:p>
+    <w:p>
+      <w:pPr>
+        <w:pStyle w:val="BodyText"/>
+      </w:pPr>
+      <w:r>
+        <w:t xml:space="preserve">2.6.</w:t>
+      </w:r>
+      <w:r>
+        <w:t xml:space="preserve"> </w:t>
+      </w:r>
+      <m:oMath>
+        <m:r>
+          <m:t> </m:t>
+        </m:r>
+        <m:sSub>
+          <m:e>
+            <m:r>
+              <m:rPr>
+                <m:sty m:val="p"/>
+              </m:rPr>
+              <m:t>log</m:t>
+            </m:r>
+          </m:e>
+          <m:sub>
+            <m:r>
+              <m:t>a</m:t>
             </m:r>
           </m:sub>
         </m:sSub>
@@ -1170,10 +1258,7 @@
           </m:dPr>
           <m:e>
             <m:r>
-              <m:t>Y</m:t>
-            </m:r>
-            <m:r>
-              <m:t>Z</m:t>
+              <m:t>y</m:t>
             </m:r>
           </m:e>
         </m:d>
@@ -1181,26 +1266,7 @@
           <m:rPr>
             <m:sty m:val="p"/>
           </m:rPr>
-          <m:t>=</m:t>
-        </m:r>
-        <m:r>
-          <m:t>M</m:t>
-        </m:r>
-      </m:oMath>
-    </w:p>
-    <w:p>
-      <w:pPr>
-        <w:pStyle w:val="BodyText"/>
-      </w:pPr>
-      <w:r>
-        <w:t xml:space="preserve">2.6.</w:t>
-      </w:r>
-      <w:r>
-        <w:t xml:space="preserve"> </w:t>
-      </w:r>
-      <m:oMath>
-        <m:r>
-          <m:t> </m:t>
+          <m:t>−</m:t>
         </m:r>
         <m:sSub>
           <m:e>
@@ -1217,24 +1283,63 @@
             </m:r>
           </m:sub>
         </m:sSub>
-        <m:d>
-          <m:dPr>
-            <m:begChr m:val="("/>
-            <m:sepChr m:val=""/>
-            <m:endChr m:val=")"/>
-            <m:grow/>
-          </m:dPr>
-          <m:e>
-            <m:r>
-              <m:t>y</m:t>
-            </m:r>
-          </m:e>
-        </m:d>
-        <m:r>
-          <m:rPr>
-            <m:sty m:val="p"/>
-          </m:rPr>
-          <m:t>−</m:t>
+        <m:r>
+          <m:rPr>
+            <m:sty m:val="p"/>
+          </m:rPr>
+          <m:t>(</m:t>
+        </m:r>
+        <m:r>
+          <m:t>x</m:t>
+        </m:r>
+        <m:r>
+          <m:rPr>
+            <m:sty m:val="p"/>
+          </m:rPr>
+          <m:t>)</m:t>
+        </m:r>
+        <m:r>
+          <m:rPr>
+            <m:sty m:val="p"/>
+          </m:rPr>
+          <m:t>=</m:t>
+        </m:r>
+        <m:r>
+          <m:t>11</m:t>
+        </m:r>
+      </m:oMath>
+    </w:p>
+    <w:bookmarkEnd w:id="11"/>
+    <w:bookmarkStart w:id="13" w:name="q3"/>
+    <w:p>
+      <w:pPr>
+        <w:pStyle w:val="Heading2"/>
+      </w:pPr>
+      <w:r>
+        <w:t xml:space="preserve">Q3</w:t>
+      </w:r>
+    </w:p>
+    <w:p>
+      <w:pPr>
+        <w:pStyle w:val="FirstParagraph"/>
+      </w:pPr>
+      <w:r>
+        <w:t xml:space="preserve">Using the change of base rule and other laws of logs if required, express the following logarithms as expressions involving a logarithm to the specified base. Give your answer as simply as possible, evaluating if you can.</w:t>
+      </w:r>
+    </w:p>
+    <w:p>
+      <w:pPr>
+        <w:pStyle w:val="BodyText"/>
+      </w:pPr>
+      <w:r>
+        <w:t xml:space="preserve">3.1.</w:t>
+      </w:r>
+      <w:r>
+        <w:t xml:space="preserve"> </w:t>
+      </w:r>
+      <m:oMath>
+        <m:r>
+          <m:t> </m:t>
         </m:r>
         <m:sSub>
           <m:e>
@@ -1247,58 +1352,47 @@
           </m:e>
           <m:sub>
             <m:r>
-              <m:t>a</m:t>
+              <m:t>3</m:t>
             </m:r>
           </m:sub>
         </m:sSub>
-        <m:d>
-          <m:dPr>
-            <m:begChr m:val="("/>
-            <m:sepChr m:val=""/>
-            <m:endChr m:val=")"/>
-            <m:grow/>
-          </m:dPr>
-          <m:e>
-            <m:r>
-              <m:t>x</m:t>
-            </m:r>
-          </m:e>
-        </m:d>
-        <m:r>
-          <m:rPr>
-            <m:sty m:val="p"/>
-          </m:rPr>
-          <m:t>=</m:t>
-        </m:r>
-        <m:r>
-          <m:t>11</m:t>
+        <m:r>
+          <m:rPr>
+            <m:sty m:val="p"/>
+          </m:rPr>
+          <m:t>(</m:t>
+        </m:r>
+        <m:r>
+          <m:t>25</m:t>
+        </m:r>
+        <m:r>
+          <m:rPr>
+            <m:sty m:val="p"/>
+          </m:rPr>
+          <m:t>)</m:t>
         </m:r>
       </m:oMath>
-    </w:p>
-    <w:bookmarkEnd w:id="22"/>
-    <w:bookmarkStart w:id="24" w:name="q3"/>
-    <w:p>
-      <w:pPr>
-        <w:pStyle w:val="Heading2"/>
-      </w:pPr>
-      <w:r>
-        <w:t xml:space="preserve">Q3</w:t>
-      </w:r>
-    </w:p>
-    <w:p>
-      <w:pPr>
-        <w:pStyle w:val="FirstParagraph"/>
-      </w:pPr>
-      <w:r>
-        <w:t xml:space="preserve">Using the change of base rule and other laws of logs if required, express the following logarithms as expressions involving a logarithm to the specified base. Give your answer as simply as possible, evaluating if you can.</w:t>
-      </w:r>
+      <w:r>
+        <w:t xml:space="preserve"> </w:t>
+      </w:r>
+      <w:r>
+        <w:t xml:space="preserve">to base</w:t>
+      </w:r>
+      <w:r>
+        <w:t xml:space="preserve"> </w:t>
+      </w:r>
+      <m:oMath>
+        <m:r>
+          <m:t>5</m:t>
+        </m:r>
+      </m:oMath>
     </w:p>
     <w:p>
       <w:pPr>
         <w:pStyle w:val="BodyText"/>
       </w:pPr>
       <w:r>
-        <w:t xml:space="preserve">3.1.</w:t>
+        <w:t xml:space="preserve">3.2.</w:t>
       </w:r>
       <w:r>
         <w:t xml:space="preserve"> </w:t>
@@ -1318,23 +1412,25 @@
           </m:e>
           <m:sub>
             <m:r>
-              <m:t>3</m:t>
+              <m:t>8</m:t>
             </m:r>
           </m:sub>
         </m:sSub>
-        <m:d>
-          <m:dPr>
-            <m:begChr m:val="("/>
-            <m:sepChr m:val=""/>
-            <m:endChr m:val=")"/>
-            <m:grow/>
-          </m:dPr>
-          <m:e>
-            <m:r>
-              <m:t>25</m:t>
-            </m:r>
-          </m:e>
-        </m:d>
+        <m:r>
+          <m:rPr>
+            <m:sty m:val="p"/>
+          </m:rPr>
+          <m:t>(</m:t>
+        </m:r>
+        <m:r>
+          <m:t>3</m:t>
+        </m:r>
+        <m:r>
+          <m:rPr>
+            <m:sty m:val="p"/>
+          </m:rPr>
+          <m:t>)</m:t>
+        </m:r>
       </m:oMath>
       <w:r>
         <w:t xml:space="preserve"> </w:t>
@@ -1347,7 +1443,7 @@
       </w:r>
       <m:oMath>
         <m:r>
-          <m:t>5</m:t>
+          <m:t>16</m:t>
         </m:r>
       </m:oMath>
     </w:p>
@@ -1356,7 +1452,7 @@
         <w:pStyle w:val="BodyText"/>
       </w:pPr>
       <w:r>
-        <w:t xml:space="preserve">3.2.</w:t>
+        <w:t xml:space="preserve">3.3.</w:t>
       </w:r>
       <w:r>
         <w:t xml:space="preserve"> </w:t>
@@ -1376,23 +1472,25 @@
           </m:e>
           <m:sub>
             <m:r>
-              <m:t>8</m:t>
+              <m:t>e</m:t>
             </m:r>
           </m:sub>
         </m:sSub>
-        <m:d>
-          <m:dPr>
-            <m:begChr m:val="("/>
-            <m:sepChr m:val=""/>
-            <m:endChr m:val=")"/>
-            <m:grow/>
-          </m:dPr>
-          <m:e>
-            <m:r>
-              <m:t>3</m:t>
-            </m:r>
-          </m:e>
-        </m:d>
+        <m:r>
+          <m:rPr>
+            <m:sty m:val="p"/>
+          </m:rPr>
+          <m:t>(</m:t>
+        </m:r>
+        <m:r>
+          <m:t>10</m:t>
+        </m:r>
+        <m:r>
+          <m:rPr>
+            <m:sty m:val="p"/>
+          </m:rPr>
+          <m:t>)</m:t>
+        </m:r>
       </m:oMath>
       <w:r>
         <w:t xml:space="preserve"> </w:t>
@@ -1405,7 +1503,7 @@
       </w:r>
       <m:oMath>
         <m:r>
-          <m:t>16</m:t>
+          <m:t>1000</m:t>
         </m:r>
       </m:oMath>
     </w:p>
@@ -1414,7 +1512,58 @@
         <w:pStyle w:val="BodyText"/>
       </w:pPr>
       <w:r>
-        <w:t xml:space="preserve">3.3.</w:t>
+        <w:t xml:space="preserve">3.4.</w:t>
+      </w:r>
+      <w:r>
+        <w:t xml:space="preserve"> </w:t>
+      </w:r>
+      <m:oMath>
+        <m:r>
+          <m:t> </m:t>
+        </m:r>
+        <m:r>
+          <m:rPr>
+            <m:sty m:val="p"/>
+          </m:rPr>
+          <m:t>ln</m:t>
+        </m:r>
+        <m:r>
+          <m:rPr>
+            <m:sty m:val="p"/>
+          </m:rPr>
+          <m:t>(</m:t>
+        </m:r>
+        <m:r>
+          <m:t>27</m:t>
+        </m:r>
+        <m:r>
+          <m:rPr>
+            <m:sty m:val="p"/>
+          </m:rPr>
+          <m:t>)</m:t>
+        </m:r>
+      </m:oMath>
+      <w:r>
+        <w:t xml:space="preserve"> </w:t>
+      </w:r>
+      <w:r>
+        <w:t xml:space="preserve">to base</w:t>
+      </w:r>
+      <w:r>
+        <w:t xml:space="preserve"> </w:t>
+      </w:r>
+      <m:oMath>
+        <m:r>
+          <m:t>3</m:t>
+        </m:r>
+      </m:oMath>
+    </w:p>
+    <w:p>
+      <w:pPr>
+        <w:pStyle w:val="BodyText"/>
+      </w:pPr>
+      <w:r>
+        <w:t xml:space="preserve">3.5.</w:t>
       </w:r>
       <w:r>
         <w:t xml:space="preserve"> </w:t>
@@ -1434,133 +1583,28 @@
           </m:e>
           <m:sub>
             <m:r>
-              <m:t>e</m:t>
+              <m:t>4</m:t>
             </m:r>
           </m:sub>
         </m:sSub>
-        <m:d>
-          <m:dPr>
-            <m:begChr m:val="("/>
-            <m:sepChr m:val=""/>
-            <m:endChr m:val=")"/>
-            <m:grow/>
-          </m:dPr>
-          <m:e>
-            <m:r>
-              <m:t>10</m:t>
-            </m:r>
-          </m:e>
-        </m:d>
-      </m:oMath>
-      <w:r>
-        <w:t xml:space="preserve"> </w:t>
-      </w:r>
-      <w:r>
-        <w:t xml:space="preserve">to base</w:t>
-      </w:r>
-      <w:r>
-        <w:t xml:space="preserve"> </w:t>
-      </w:r>
-      <m:oMath>
-        <m:r>
-          <m:t>1000</m:t>
-        </m:r>
-      </m:oMath>
-    </w:p>
-    <w:p>
-      <w:pPr>
-        <w:pStyle w:val="BodyText"/>
-      </w:pPr>
-      <w:r>
-        <w:t xml:space="preserve">3.4.</w:t>
-      </w:r>
-      <w:r>
-        <w:t xml:space="preserve"> </w:t>
-      </w:r>
-      <m:oMath>
-        <m:r>
-          <m:t> </m:t>
-        </m:r>
-        <m:r>
-          <m:rPr>
-            <m:sty m:val="p"/>
-          </m:rPr>
-          <m:t>ln</m:t>
-        </m:r>
-        <m:d>
-          <m:dPr>
-            <m:begChr m:val="("/>
-            <m:sepChr m:val=""/>
-            <m:endChr m:val=")"/>
-            <m:grow/>
-          </m:dPr>
-          <m:e>
-            <m:r>
-              <m:t>27</m:t>
-            </m:r>
-          </m:e>
-        </m:d>
-      </m:oMath>
-      <w:r>
-        <w:t xml:space="preserve"> </w:t>
-      </w:r>
-      <w:r>
-        <w:t xml:space="preserve">to base</w:t>
-      </w:r>
-      <w:r>
-        <w:t xml:space="preserve"> </w:t>
-      </w:r>
-      <m:oMath>
-        <m:r>
-          <m:t>3</m:t>
-        </m:r>
-      </m:oMath>
-    </w:p>
-    <w:p>
-      <w:pPr>
-        <w:pStyle w:val="BodyText"/>
-      </w:pPr>
-      <w:r>
-        <w:t xml:space="preserve">3.5.</w:t>
-      </w:r>
-      <w:r>
-        <w:t xml:space="preserve"> </w:t>
-      </w:r>
-      <m:oMath>
-        <m:r>
-          <m:t> </m:t>
-        </m:r>
-        <m:sSub>
-          <m:e>
-            <m:r>
-              <m:rPr>
-                <m:sty m:val="p"/>
-              </m:rPr>
-              <m:t>log</m:t>
-            </m:r>
-          </m:e>
-          <m:sub>
-            <m:r>
-              <m:t>4</m:t>
-            </m:r>
-          </m:sub>
-        </m:sSub>
-        <m:d>
-          <m:dPr>
-            <m:begChr m:val="("/>
-            <m:sepChr m:val=""/>
-            <m:endChr m:val=")"/>
-            <m:grow/>
-          </m:dPr>
-          <m:e>
-            <m:r>
-              <m:t>8</m:t>
-            </m:r>
-            <m:r>
-              <m:t>x</m:t>
-            </m:r>
-          </m:e>
-        </m:d>
+        <m:r>
+          <m:rPr>
+            <m:sty m:val="p"/>
+          </m:rPr>
+          <m:t>(</m:t>
+        </m:r>
+        <m:r>
+          <m:t>8</m:t>
+        </m:r>
+        <m:r>
+          <m:t>x</m:t>
+        </m:r>
+        <m:r>
+          <m:rPr>
+            <m:sty m:val="p"/>
+          </m:rPr>
+          <m:t>)</m:t>
+        </m:r>
       </m:oMath>
       <w:r>
         <w:t xml:space="preserve"> </w:t>
@@ -1588,7 +1632,7 @@
       <w:pPr>
         <w:pStyle w:val="FirstParagraph"/>
       </w:pPr>
-      <w:hyperlink r:id="rId23">
+      <w:hyperlink r:id="rId12">
         <w:r>
           <w:rPr>
             <w:rStyle w:val="Hyperlink"/>
@@ -1604,8 +1648,8 @@
         </w:pict>
       </w:r>
     </w:p>
-    <w:bookmarkEnd w:id="24"/>
-    <w:bookmarkStart w:id="26" w:name="version-history-and-licensing"/>
+    <w:bookmarkEnd w:id="13"/>
+    <w:bookmarkStart w:id="15" w:name="version-history-and-licensing"/>
     <w:p>
       <w:pPr>
         <w:pStyle w:val="Heading2"/>
@@ -1638,7 +1682,7 @@
       <w:pPr>
         <w:pStyle w:val="FirstParagraph"/>
       </w:pPr>
-      <w:hyperlink r:id="rId25">
+      <w:hyperlink r:id="rId14">
         <w:r>
           <w:rPr>
             <w:rStyle w:val="Hyperlink"/>
@@ -1647,7 +1691,7 @@
         </w:r>
       </w:hyperlink>
     </w:p>
-    <w:bookmarkEnd w:id="26"/>
+    <w:bookmarkEnd w:id="15"/>
     <w:sectPr>
       <w:pgSz w:h="15840" w:w="12240"/>
       <w:pgMar w:bottom="1440" w:footer="720" w:gutter="0" w:header="720" w:left="1440" w:right="1440" w:top="1440"/>
